--- a/templates/Jaeha_Lee_CV.docx
+++ b/templates/Jaeha_Lee_CV.docx
@@ -25,26 +25,81 @@
         <w:spacing w:before="0" w:beforeAutospacing="0" w:after="60" w:afterAutospacing="0" w:line="247" w:lineRule="auto"/>
         <w:rPr>
           <w:rFonts w:ascii="Calibri" w:hAnsi="Calibri" w:cs="Calibri"/>
-          <w:sz w:val="21"/>
-          <w:szCs w:val="21"/>
-        </w:rPr>
-      </w:pPr>
-      <w:r>
-        <w:rPr>
-          <w:rStyle w:val="a4"/>
-          <w:rFonts w:ascii="Calibri" w:hAnsi="Calibri" w:cs="Calibri"/>
-          <w:sz w:val="21"/>
-          <w:szCs w:val="21"/>
-        </w:rPr>
-        <w:t>Senior</w:t>
-      </w:r>
-      <w:r>
-        <w:rPr>
-          <w:rFonts w:ascii="Calibri" w:hAnsi="Calibri" w:cs="Calibri"/>
-          <w:sz w:val="21"/>
-          <w:szCs w:val="21"/>
-        </w:rPr>
-        <w:br/>
+          <w:b/>
+          <w:bCs/>
+          <w:sz w:val="21"/>
+          <w:szCs w:val="21"/>
+        </w:rPr>
+      </w:pPr>
+      <w:r>
+        <w:rPr>
+          <w:rFonts w:ascii="Calibri" w:hAnsi="Calibri" w:cs="Calibri"/>
+          <w:b/>
+          <w:bCs/>
+          <w:sz w:val="21"/>
+          <w:szCs w:val="21"/>
+        </w:rPr>
+        <w:t>{{</w:t>
+      </w:r>
+      <w:r>
+        <w:rPr>
+          <w:rFonts w:ascii="Calibri" w:hAnsi="Calibri" w:cs="Calibri"/>
+          <w:b/>
+          <w:bCs/>
+          <w:sz w:val="21"/>
+          <w:szCs w:val="21"/>
+        </w:rPr>
+        <w:t xml:space="preserve"> </w:t>
+      </w:r>
+      <w:r>
+        <w:rPr>
+          <w:rFonts w:ascii="Calibri" w:hAnsi="Calibri" w:cs="Calibri"/>
+          <w:b/>
+          <w:bCs/>
+          <w:sz w:val="21"/>
+          <w:szCs w:val="21"/>
+        </w:rPr>
+        <w:t>title</w:t>
+      </w:r>
+      <w:r>
+        <w:rPr>
+          <w:rFonts w:ascii="Calibri" w:hAnsi="Calibri" w:cs="Calibri"/>
+          <w:b/>
+          <w:bCs/>
+          <w:sz w:val="21"/>
+          <w:szCs w:val="21"/>
+        </w:rPr>
+        <w:t xml:space="preserve"> </w:t>
+      </w:r>
+      <w:r>
+        <w:rPr>
+          <w:rFonts w:ascii="Calibri" w:hAnsi="Calibri" w:cs="Calibri"/>
+          <w:b/>
+          <w:bCs/>
+          <w:sz w:val="21"/>
+          <w:szCs w:val="21"/>
+        </w:rPr>
+        <w:t>}}</w:t>
+      </w:r>
+    </w:p>
+    <w:p>
+      <w:pPr>
+        <w:pStyle w:val="a3"/>
+        <w:spacing w:before="0" w:beforeAutospacing="0" w:after="60" w:afterAutospacing="0" w:line="247" w:lineRule="auto"/>
+        <w:rPr>
+          <w:rFonts w:ascii="Calibri" w:hAnsi="Calibri" w:cs="Calibri"/>
+          <w:b/>
+          <w:bCs/>
+          <w:sz w:val="21"/>
+          <w:szCs w:val="21"/>
+        </w:rPr>
+      </w:pPr>
+      <w:r>
+        <w:rPr>
+          <w:rFonts w:ascii="Calibri" w:hAnsi="Calibri" w:cs="Calibri"/>
+          <w:sz w:val="21"/>
+          <w:szCs w:val="21"/>
+        </w:rPr>
         <w:t>Madrid, Spain</w:t>
       </w:r>
       <w:r>
@@ -130,23 +185,64 @@
     </w:p>
     <w:p>
       <w:pPr>
-        <w:pStyle w:val="a3"/>
-        <w:spacing w:before="0" w:beforeAutospacing="0" w:after="80" w:afterAutospacing="0"/>
-        <w:rPr>
-          <w:rFonts w:ascii="Calibri" w:eastAsiaTheme="minorEastAsia" w:hAnsi="Calibri" w:cs="Calibri"/>
-          <w:kern w:val="2"/>
-          <w:sz w:val="21"/>
-          <w:szCs w:val="21"/>
-        </w:rPr>
-      </w:pPr>
-      <w:r>
-        <w:rPr>
-          <w:rFonts w:ascii="Calibri" w:eastAsiaTheme="minorEastAsia" w:hAnsi="Calibri" w:cs="Calibri"/>
-          <w:kern w:val="2"/>
-          <w:sz w:val="21"/>
-          <w:szCs w:val="21"/>
-        </w:rPr>
-        <w:t>Senior</w:t>
+        <w:spacing w:after="0" w:line="240" w:lineRule="auto"/>
+        <w:rPr>
+          <w:rFonts w:ascii="Calibri" w:hAnsi="Calibri" w:cs="Calibri"/>
+          <w:b/>
+          <w:bCs/>
+          <w:sz w:val="21"/>
+          <w:szCs w:val="21"/>
+        </w:rPr>
+      </w:pPr>
+      <w:r>
+        <w:rPr>
+          <w:rFonts w:ascii="Calibri" w:hAnsi="Calibri" w:cs="Calibri"/>
+          <w:b/>
+          <w:bCs/>
+          <w:sz w:val="21"/>
+          <w:szCs w:val="21"/>
+        </w:rPr>
+        <w:t>{{</w:t>
+      </w:r>
+      <w:r>
+        <w:rPr>
+          <w:rFonts w:ascii="Calibri" w:hAnsi="Calibri" w:cs="Calibri"/>
+          <w:b/>
+          <w:bCs/>
+          <w:sz w:val="21"/>
+          <w:szCs w:val="21"/>
+        </w:rPr>
+        <w:t xml:space="preserve"> </w:t>
+      </w:r>
+      <w:r>
+        <w:rPr>
+          <w:rFonts w:ascii="Calibri" w:hAnsi="Calibri" w:cs="Calibri"/>
+          <w:b/>
+          <w:bCs/>
+          <w:sz w:val="21"/>
+          <w:szCs w:val="21"/>
+        </w:rPr>
+        <w:t>professional_profile</w:t>
+      </w:r>
+      <w:r>
+        <w:rPr>
+          <w:rFonts w:ascii="Calibri" w:hAnsi="Calibri" w:cs="Calibri"/>
+          <w:b/>
+          <w:bCs/>
+          <w:sz w:val="21"/>
+          <w:szCs w:val="21"/>
+        </w:rPr>
+        <w:t xml:space="preserve"> </w:t>
+      </w:r>
+      <w:r>
+        <w:rPr>
+          <w:rFonts w:ascii="Calibri" w:hAnsi="Calibri" w:cs="Calibri"/>
+          <w:b/>
+          <w:bCs/>
+          <w:sz w:val="21"/>
+          <w:szCs w:val="21"/>
+        </w:rPr>
+        <w:t>}}</w:t>
       </w:r>
     </w:p>
     <w:p>
@@ -189,27 +285,58 @@
     <w:p>
       <w:pPr>
         <w:pStyle w:val="a3"/>
-        <w:numPr>
-          <w:ilvl w:val="0"/>
-          <w:numId w:val="18"/>
-        </w:numPr>
         <w:spacing w:before="0" w:beforeAutospacing="0" w:after="0" w:afterAutospacing="0" w:line="247" w:lineRule="auto"/>
-        <w:ind w:left="284" w:hanging="198"/>
-        <w:rPr>
-          <w:rFonts w:ascii="Calibri" w:hAnsi="Calibri" w:cs="Calibri"/>
-          <w:bCs/>
-          <w:sz w:val="21"/>
-          <w:szCs w:val="21"/>
-        </w:rPr>
-      </w:pPr>
-      <w:r>
-        <w:rPr>
-          <w:rFonts w:ascii="Calibri" w:hAnsi="Calibri" w:cs="Calibri"/>
-          <w:bCs/>
-          <w:sz w:val="21"/>
-          <w:szCs w:val="21"/>
-        </w:rPr>
-        <w:t>ITT</w:t>
+        <w:rPr>
+          <w:rFonts w:ascii="Calibri" w:hAnsi="Calibri" w:cs="Calibri"/>
+          <w:bCs/>
+          <w:sz w:val="21"/>
+          <w:szCs w:val="21"/>
+        </w:rPr>
+      </w:pPr>
+      <w:r>
+        <w:rPr>
+          <w:rFonts w:ascii="Calibri" w:hAnsi="Calibri" w:cs="Calibri"/>
+          <w:bCs/>
+          <w:sz w:val="21"/>
+          <w:szCs w:val="21"/>
+        </w:rPr>
+        <w:t>{{</w:t>
+      </w:r>
+      <w:r>
+        <w:rPr>
+          <w:rFonts w:ascii="Calibri" w:hAnsi="Calibri" w:cs="Calibri"/>
+          <w:bCs/>
+          <w:sz w:val="21"/>
+          <w:szCs w:val="21"/>
+        </w:rPr>
+        <w:t xml:space="preserve"> </w:t>
+      </w:r>
+      <w:r>
+        <w:rPr>
+          <w:rFonts w:ascii="Calibri" w:hAnsi="Calibri" w:cs="Calibri"/>
+          <w:bCs/>
+          <w:sz w:val="21"/>
+          <w:szCs w:val="21"/>
+        </w:rPr>
+        <w:t>core_competencies</w:t>
+      </w:r>
+      <w:r>
+        <w:rPr>
+          <w:rFonts w:ascii="Calibri" w:hAnsi="Calibri" w:cs="Calibri"/>
+          <w:bCs/>
+          <w:sz w:val="21"/>
+          <w:szCs w:val="21"/>
+        </w:rPr>
+        <w:t xml:space="preserve"> </w:t>
+      </w:r>
+      <w:r>
+        <w:rPr>
+          <w:rFonts w:ascii="Calibri" w:hAnsi="Calibri" w:cs="Calibri"/>
+          <w:bCs/>
+          <w:sz w:val="21"/>
+          <w:szCs w:val="21"/>
+        </w:rPr>
+        <w:t>}}</w:t>
       </w:r>
     </w:p>
     <w:p>
@@ -342,27 +469,58 @@
     <w:p>
       <w:pPr>
         <w:pStyle w:val="a3"/>
-        <w:numPr>
-          <w:ilvl w:val="0"/>
-          <w:numId w:val="18"/>
-        </w:numPr>
         <w:spacing w:before="0" w:beforeAutospacing="0" w:after="0" w:afterAutospacing="0" w:line="247" w:lineRule="auto"/>
-        <w:ind w:left="284" w:hanging="198"/>
-        <w:rPr>
-          <w:rFonts w:ascii="Calibri" w:hAnsi="Calibri" w:cs="Calibri"/>
-          <w:bCs/>
-          <w:sz w:val="21"/>
-          <w:szCs w:val="21"/>
-        </w:rPr>
-      </w:pPr>
-      <w:r>
-        <w:rPr>
-          <w:rFonts w:ascii="Calibri" w:hAnsi="Calibri" w:cs="Calibri"/>
-          <w:bCs/>
-          <w:sz w:val="21"/>
-          <w:szCs w:val="21"/>
-        </w:rPr>
-        <w:t>ITT</w:t>
+        <w:rPr>
+          <w:rFonts w:ascii="Calibri" w:hAnsi="Calibri" w:cs="Calibri"/>
+          <w:bCs/>
+          <w:sz w:val="21"/>
+          <w:szCs w:val="21"/>
+        </w:rPr>
+      </w:pPr>
+      <w:r>
+        <w:rPr>
+          <w:rFonts w:ascii="Calibri" w:hAnsi="Calibri" w:cs="Calibri"/>
+          <w:bCs/>
+          <w:sz w:val="21"/>
+          <w:szCs w:val="21"/>
+        </w:rPr>
+        <w:t>{{</w:t>
+      </w:r>
+      <w:r>
+        <w:rPr>
+          <w:rFonts w:ascii="Calibri" w:hAnsi="Calibri" w:cs="Calibri"/>
+          <w:bCs/>
+          <w:sz w:val="21"/>
+          <w:szCs w:val="21"/>
+        </w:rPr>
+        <w:t xml:space="preserve"> </w:t>
+      </w:r>
+      <w:r>
+        <w:rPr>
+          <w:rFonts w:ascii="Calibri" w:hAnsi="Calibri" w:cs="Calibri"/>
+          <w:bCs/>
+          <w:sz w:val="21"/>
+          <w:szCs w:val="21"/>
+        </w:rPr>
+        <w:t>tai_experience</w:t>
+      </w:r>
+      <w:r>
+        <w:rPr>
+          <w:rFonts w:ascii="Calibri" w:hAnsi="Calibri" w:cs="Calibri"/>
+          <w:bCs/>
+          <w:sz w:val="21"/>
+          <w:szCs w:val="21"/>
+        </w:rPr>
+        <w:t xml:space="preserve"> </w:t>
+      </w:r>
+      <w:r>
+        <w:rPr>
+          <w:rFonts w:ascii="Calibri" w:hAnsi="Calibri" w:cs="Calibri"/>
+          <w:bCs/>
+          <w:sz w:val="21"/>
+          <w:szCs w:val="21"/>
+        </w:rPr>
+        <w:t>}}</w:t>
       </w:r>
     </w:p>
     <w:p>
@@ -385,7 +543,7 @@
           <w:sz w:val="21"/>
           <w:szCs w:val="21"/>
         </w:rPr>
-        <w:t>Senior Man</w:t>
+        <w:t>{{</w:t>
       </w:r>
       <w:r>
         <w:rPr>
@@ -395,7 +553,7 @@
           <w:sz w:val="21"/>
           <w:szCs w:val="21"/>
         </w:rPr>
-        <w:t>ager – IT</w:t>
+        <w:t xml:space="preserve"> </w:t>
       </w:r>
       <w:r>
         <w:rPr>
@@ -405,7 +563,7 @@
           <w:sz w:val="21"/>
           <w:szCs w:val="21"/>
         </w:rPr>
-        <w:t xml:space="preserve"> &amp;</w:t>
+        <w:t>brazil_title</w:t>
       </w:r>
       <w:r>
         <w:rPr>
@@ -415,8 +573,20 @@
           <w:sz w:val="21"/>
           <w:szCs w:val="21"/>
         </w:rPr>
-        <w:t xml:space="preserve"> Information Security</w:t>
-      </w:r>
+        <w:t xml:space="preserve"> </w:t>
+      </w:r>
+      <w:r>
+        <w:rPr>
+          <w:rFonts w:ascii="Calibri" w:eastAsia="굴림" w:hAnsi="Calibri" w:cs="Calibri"/>
+          <w:b/>
+          <w:kern w:val="0"/>
+          <w:sz w:val="21"/>
+          <w:szCs w:val="21"/>
+        </w:rPr>
+        <w:t>}}</w:t>
+      </w:r>
+      <w:bookmarkStart w:id="0" w:name="_GoBack"/>
+      <w:bookmarkEnd w:id="0"/>
     </w:p>
     <w:p>
       <w:pPr>
@@ -483,27 +653,58 @@
     <w:p>
       <w:pPr>
         <w:pStyle w:val="a3"/>
-        <w:numPr>
-          <w:ilvl w:val="0"/>
-          <w:numId w:val="18"/>
-        </w:numPr>
         <w:spacing w:before="0" w:beforeAutospacing="0" w:after="0" w:afterAutospacing="0" w:line="247" w:lineRule="auto"/>
-        <w:ind w:left="284" w:hanging="198"/>
-        <w:rPr>
-          <w:rFonts w:ascii="Calibri" w:hAnsi="Calibri" w:cs="Calibri"/>
-          <w:bCs/>
-          <w:sz w:val="21"/>
-          <w:szCs w:val="21"/>
-        </w:rPr>
-      </w:pPr>
-      <w:r>
-        <w:rPr>
-          <w:rFonts w:ascii="Calibri" w:hAnsi="Calibri" w:cs="Calibri"/>
-          <w:bCs/>
-          <w:sz w:val="21"/>
-          <w:szCs w:val="21"/>
-        </w:rPr>
-        <w:t>ITT</w:t>
+        <w:rPr>
+          <w:rFonts w:ascii="Calibri" w:hAnsi="Calibri" w:cs="Calibri"/>
+          <w:bCs/>
+          <w:sz w:val="21"/>
+          <w:szCs w:val="21"/>
+        </w:rPr>
+      </w:pPr>
+      <w:r>
+        <w:rPr>
+          <w:rFonts w:ascii="Calibri" w:hAnsi="Calibri" w:cs="Calibri"/>
+          <w:bCs/>
+          <w:sz w:val="21"/>
+          <w:szCs w:val="21"/>
+        </w:rPr>
+        <w:t>{{</w:t>
+      </w:r>
+      <w:r>
+        <w:rPr>
+          <w:rFonts w:ascii="Calibri" w:hAnsi="Calibri" w:cs="Calibri"/>
+          <w:bCs/>
+          <w:sz w:val="21"/>
+          <w:szCs w:val="21"/>
+        </w:rPr>
+        <w:t xml:space="preserve"> </w:t>
+      </w:r>
+      <w:r>
+        <w:rPr>
+          <w:rFonts w:ascii="Calibri" w:hAnsi="Calibri" w:cs="Calibri"/>
+          <w:bCs/>
+          <w:sz w:val="21"/>
+          <w:szCs w:val="21"/>
+        </w:rPr>
+        <w:t>brazil_experience</w:t>
+      </w:r>
+      <w:r>
+        <w:rPr>
+          <w:rFonts w:ascii="Calibri" w:hAnsi="Calibri" w:cs="Calibri"/>
+          <w:bCs/>
+          <w:sz w:val="21"/>
+          <w:szCs w:val="21"/>
+        </w:rPr>
+        <w:t xml:space="preserve"> </w:t>
+      </w:r>
+      <w:r>
+        <w:rPr>
+          <w:rFonts w:ascii="Calibri" w:hAnsi="Calibri" w:cs="Calibri"/>
+          <w:bCs/>
+          <w:sz w:val="21"/>
+          <w:szCs w:val="21"/>
+        </w:rPr>
+        <w:t>}}</w:t>
       </w:r>
     </w:p>
     <w:p>
@@ -594,27 +795,58 @@
     <w:p>
       <w:pPr>
         <w:pStyle w:val="a3"/>
-        <w:numPr>
-          <w:ilvl w:val="0"/>
-          <w:numId w:val="18"/>
-        </w:numPr>
         <w:spacing w:before="0" w:beforeAutospacing="0" w:after="0" w:afterAutospacing="0" w:line="247" w:lineRule="auto"/>
-        <w:ind w:left="284" w:hanging="198"/>
-        <w:rPr>
-          <w:rFonts w:ascii="Calibri" w:hAnsi="Calibri" w:cs="Calibri"/>
-          <w:bCs/>
-          <w:sz w:val="21"/>
-          <w:szCs w:val="21"/>
-        </w:rPr>
-      </w:pPr>
-      <w:r>
-        <w:rPr>
-          <w:rFonts w:ascii="Calibri" w:hAnsi="Calibri" w:cs="Calibri"/>
-          <w:bCs/>
-          <w:sz w:val="21"/>
-          <w:szCs w:val="21"/>
-        </w:rPr>
-        <w:t>ITT</w:t>
+        <w:rPr>
+          <w:rFonts w:ascii="Calibri" w:hAnsi="Calibri" w:cs="Calibri"/>
+          <w:bCs/>
+          <w:sz w:val="21"/>
+          <w:szCs w:val="21"/>
+        </w:rPr>
+      </w:pPr>
+      <w:r>
+        <w:rPr>
+          <w:rFonts w:ascii="Calibri" w:hAnsi="Calibri" w:cs="Calibri"/>
+          <w:bCs/>
+          <w:sz w:val="21"/>
+          <w:szCs w:val="21"/>
+        </w:rPr>
+        <w:t>{{</w:t>
+      </w:r>
+      <w:r>
+        <w:rPr>
+          <w:rFonts w:ascii="Calibri" w:hAnsi="Calibri" w:cs="Calibri"/>
+          <w:bCs/>
+          <w:sz w:val="21"/>
+          <w:szCs w:val="21"/>
+        </w:rPr>
+        <w:t xml:space="preserve"> </w:t>
+      </w:r>
+      <w:r>
+        <w:rPr>
+          <w:rFonts w:ascii="Calibri" w:hAnsi="Calibri" w:cs="Calibri"/>
+          <w:bCs/>
+          <w:sz w:val="21"/>
+          <w:szCs w:val="21"/>
+        </w:rPr>
+        <w:t>spain_experience</w:t>
+      </w:r>
+      <w:r>
+        <w:rPr>
+          <w:rFonts w:ascii="Calibri" w:hAnsi="Calibri" w:cs="Calibri"/>
+          <w:bCs/>
+          <w:sz w:val="21"/>
+          <w:szCs w:val="21"/>
+        </w:rPr>
+        <w:t xml:space="preserve"> </w:t>
+      </w:r>
+      <w:r>
+        <w:rPr>
+          <w:rFonts w:ascii="Calibri" w:hAnsi="Calibri" w:cs="Calibri"/>
+          <w:bCs/>
+          <w:sz w:val="21"/>
+          <w:szCs w:val="21"/>
+        </w:rPr>
+        <w:t>}}</w:t>
       </w:r>
     </w:p>
     <w:p>
@@ -626,8 +858,6 @@
           <w:sz w:val="16"/>
         </w:rPr>
       </w:pPr>
-      <w:bookmarkStart w:id="0" w:name="_GoBack"/>
-      <w:bookmarkEnd w:id="0"/>
       <w:r>
         <w:rPr>
           <w:rFonts w:ascii="Calibri" w:hAnsi="Calibri" w:cs="Calibri"/>
@@ -745,27 +975,58 @@
     <w:p>
       <w:pPr>
         <w:pStyle w:val="a3"/>
-        <w:numPr>
-          <w:ilvl w:val="0"/>
-          <w:numId w:val="18"/>
-        </w:numPr>
         <w:spacing w:before="0" w:beforeAutospacing="0" w:after="0" w:afterAutospacing="0" w:line="247" w:lineRule="auto"/>
-        <w:ind w:left="284" w:hanging="198"/>
-        <w:rPr>
-          <w:rFonts w:ascii="Calibri" w:hAnsi="Calibri" w:cs="Calibri"/>
-          <w:bCs/>
-          <w:sz w:val="21"/>
-          <w:szCs w:val="21"/>
-        </w:rPr>
-      </w:pPr>
-      <w:r>
-        <w:rPr>
-          <w:rFonts w:ascii="Calibri" w:hAnsi="Calibri" w:cs="Calibri"/>
-          <w:bCs/>
-          <w:sz w:val="21"/>
-          <w:szCs w:val="21"/>
-        </w:rPr>
-        <w:t>Led development and delivery of secure payment systems leveraging banking escrow platforms.</w:t>
+        <w:rPr>
+          <w:rFonts w:ascii="Calibri" w:hAnsi="Calibri" w:cs="Calibri"/>
+          <w:bCs/>
+          <w:sz w:val="21"/>
+          <w:szCs w:val="21"/>
+        </w:rPr>
+      </w:pPr>
+      <w:r>
+        <w:rPr>
+          <w:rFonts w:ascii="Calibri" w:hAnsi="Calibri" w:cs="Calibri"/>
+          <w:bCs/>
+          <w:sz w:val="21"/>
+          <w:szCs w:val="21"/>
+        </w:rPr>
+        <w:t>{{</w:t>
+      </w:r>
+      <w:r>
+        <w:rPr>
+          <w:rFonts w:ascii="Calibri" w:hAnsi="Calibri" w:cs="Calibri"/>
+          <w:bCs/>
+          <w:sz w:val="21"/>
+          <w:szCs w:val="21"/>
+        </w:rPr>
+        <w:t xml:space="preserve"> </w:t>
+      </w:r>
+      <w:r>
+        <w:rPr>
+          <w:rFonts w:ascii="Calibri" w:hAnsi="Calibri" w:cs="Calibri"/>
+          <w:bCs/>
+          <w:sz w:val="21"/>
+          <w:szCs w:val="21"/>
+        </w:rPr>
+        <w:t>bankepost_experience</w:t>
+      </w:r>
+      <w:r>
+        <w:rPr>
+          <w:rFonts w:ascii="Calibri" w:hAnsi="Calibri" w:cs="Calibri"/>
+          <w:bCs/>
+          <w:sz w:val="21"/>
+          <w:szCs w:val="21"/>
+        </w:rPr>
+        <w:t xml:space="preserve"> </w:t>
+      </w:r>
+      <w:r>
+        <w:rPr>
+          <w:rFonts w:ascii="Calibri" w:hAnsi="Calibri" w:cs="Calibri"/>
+          <w:bCs/>
+          <w:sz w:val="21"/>
+          <w:szCs w:val="21"/>
+        </w:rPr>
+        <w:t>}}</w:t>
       </w:r>
     </w:p>
     <w:p>
@@ -845,85 +1106,114 @@
     <w:p>
       <w:pPr>
         <w:pStyle w:val="a3"/>
-        <w:numPr>
-          <w:ilvl w:val="0"/>
-          <w:numId w:val="18"/>
-        </w:numPr>
         <w:spacing w:before="0" w:beforeAutospacing="0" w:after="0" w:afterAutospacing="0" w:line="247" w:lineRule="auto"/>
-        <w:ind w:left="284" w:hanging="198"/>
-        <w:rPr>
-          <w:rFonts w:ascii="Calibri" w:hAnsi="Calibri" w:cs="Calibri"/>
-          <w:bCs/>
-          <w:sz w:val="21"/>
-          <w:szCs w:val="21"/>
-        </w:rPr>
-      </w:pPr>
-      <w:r>
-        <w:rPr>
-          <w:rFonts w:ascii="Calibri" w:hAnsi="Calibri" w:cs="Calibri"/>
-          <w:bCs/>
-          <w:sz w:val="21"/>
-          <w:szCs w:val="21"/>
-        </w:rPr>
-        <w:t>Managed 24/7 mission-critical eCommerce operations under strict SLA/KPI environments</w:t>
-      </w:r>
-      <w:r>
-        <w:rPr>
-          <w:rFonts w:ascii="Calibri" w:hAnsi="Calibri" w:cs="Calibri"/>
-          <w:bCs/>
-          <w:sz w:val="21"/>
-          <w:szCs w:val="21"/>
-        </w:rPr>
-        <w:t>.</w:t>
+        <w:rPr>
+          <w:rFonts w:ascii="Calibri" w:hAnsi="Calibri" w:cs="Calibri"/>
+          <w:bCs/>
+          <w:sz w:val="21"/>
+          <w:szCs w:val="21"/>
+        </w:rPr>
+      </w:pPr>
+      <w:r>
+        <w:rPr>
+          <w:rFonts w:ascii="Calibri" w:hAnsi="Calibri" w:cs="Calibri"/>
+          <w:bCs/>
+          <w:sz w:val="21"/>
+          <w:szCs w:val="21"/>
+        </w:rPr>
+        <w:t>{{</w:t>
+      </w:r>
+      <w:r>
+        <w:rPr>
+          <w:rFonts w:ascii="Calibri" w:hAnsi="Calibri" w:cs="Calibri"/>
+          <w:bCs/>
+          <w:sz w:val="21"/>
+          <w:szCs w:val="21"/>
+        </w:rPr>
+        <w:t xml:space="preserve"> </w:t>
+      </w:r>
+      <w:r>
+        <w:rPr>
+          <w:rFonts w:ascii="Calibri" w:hAnsi="Calibri" w:cs="Calibri"/>
+          <w:bCs/>
+          <w:sz w:val="21"/>
+          <w:szCs w:val="21"/>
+        </w:rPr>
+        <w:t>lgi_experience</w:t>
+      </w:r>
+      <w:r>
+        <w:rPr>
+          <w:rFonts w:ascii="Calibri" w:hAnsi="Calibri" w:cs="Calibri"/>
+          <w:bCs/>
+          <w:sz w:val="21"/>
+          <w:szCs w:val="21"/>
+        </w:rPr>
+        <w:t xml:space="preserve"> </w:t>
+      </w:r>
+      <w:r>
+        <w:rPr>
+          <w:rFonts w:ascii="Calibri" w:hAnsi="Calibri" w:cs="Calibri"/>
+          <w:bCs/>
+          <w:sz w:val="21"/>
+          <w:szCs w:val="21"/>
+        </w:rPr>
+        <w:t>}}</w:t>
       </w:r>
     </w:p>
     <w:p>
       <w:pPr>
-        <w:pStyle w:val="a3"/>
-        <w:numPr>
-          <w:ilvl w:val="0"/>
-          <w:numId w:val="18"/>
-        </w:numPr>
-        <w:spacing w:before="0" w:beforeAutospacing="0" w:after="0" w:afterAutospacing="0" w:line="247" w:lineRule="auto"/>
-        <w:ind w:left="284" w:hanging="198"/>
-        <w:rPr>
-          <w:rFonts w:ascii="Calibri" w:hAnsi="Calibri" w:cs="Calibri"/>
-          <w:bCs/>
-          <w:sz w:val="21"/>
-          <w:szCs w:val="21"/>
-        </w:rPr>
-      </w:pPr>
-      <w:r>
-        <w:rPr>
-          <w:rFonts w:ascii="Calibri" w:hAnsi="Calibri" w:cs="Calibri"/>
-          <w:bCs/>
-          <w:sz w:val="21"/>
-          <w:szCs w:val="21"/>
-        </w:rPr>
-        <w:t>Built and operated payment gateway platforms supporting transaction processing services</w:t>
-      </w:r>
-      <w:r>
-        <w:rPr>
-          <w:rFonts w:ascii="Calibri" w:hAnsi="Calibri" w:cs="Calibri"/>
-          <w:bCs/>
-          <w:sz w:val="21"/>
-          <w:szCs w:val="21"/>
-        </w:rPr>
-        <w:t>.</w:t>
+        <w:spacing w:before="120" w:after="0"/>
+        <w:ind w:left="206" w:hangingChars="100" w:hanging="206"/>
+        <w:rPr>
+          <w:rFonts w:ascii="Calibri" w:eastAsia="굴림" w:hAnsi="Calibri" w:cs="Calibri"/>
+          <w:b/>
+          <w:kern w:val="0"/>
+          <w:sz w:val="21"/>
+          <w:szCs w:val="21"/>
+        </w:rPr>
+      </w:pPr>
+      <w:r>
+        <w:rPr>
+          <w:rFonts w:ascii="Calibri" w:eastAsia="굴림" w:hAnsi="Calibri" w:cs="Calibri"/>
+          <w:b/>
+          <w:kern w:val="0"/>
+          <w:sz w:val="21"/>
+          <w:szCs w:val="21"/>
+        </w:rPr>
+        <w:t>Research</w:t>
+      </w:r>
+      <w:r>
+        <w:rPr>
+          <w:rFonts w:ascii="Calibri" w:eastAsia="굴림" w:hAnsi="Calibri" w:cs="Calibri"/>
+          <w:b/>
+          <w:kern w:val="0"/>
+          <w:sz w:val="21"/>
+          <w:szCs w:val="21"/>
+        </w:rPr>
+        <w:t xml:space="preserve"> Engineer</w:t>
       </w:r>
     </w:p>
     <w:p>
       <w:pPr>
-        <w:spacing w:before="120" w:after="0"/>
+        <w:spacing w:after="60"/>
         <w:ind w:left="206" w:hangingChars="100" w:hanging="206"/>
         <w:rPr>
           <w:rFonts w:ascii="Calibri" w:eastAsia="굴림" w:hAnsi="Calibri" w:cs="Calibri"/>
+          <w:kern w:val="0"/>
+          <w:sz w:val="21"/>
+          <w:szCs w:val="21"/>
+        </w:rPr>
+      </w:pPr>
+      <w:r>
+        <w:rPr>
+          <w:rFonts w:ascii="Calibri" w:eastAsia="굴림" w:hAnsi="Calibri" w:cs="Calibri"/>
           <w:b/>
           <w:kern w:val="0"/>
           <w:sz w:val="21"/>
           <w:szCs w:val="21"/>
         </w:rPr>
-      </w:pPr>
+        <w:t>LG Electronics Inc</w:t>
+      </w:r>
       <w:r>
         <w:rPr>
           <w:rFonts w:ascii="Calibri" w:eastAsia="굴림" w:hAnsi="Calibri" w:cs="Calibri"/>
@@ -932,45 +1222,80 @@
           <w:sz w:val="21"/>
           <w:szCs w:val="21"/>
         </w:rPr>
-        <w:t>Research</w:t>
-      </w:r>
-      <w:r>
-        <w:rPr>
-          <w:rFonts w:ascii="Calibri" w:eastAsia="굴림" w:hAnsi="Calibri" w:cs="Calibri"/>
-          <w:b/>
-          <w:kern w:val="0"/>
-          <w:sz w:val="21"/>
-          <w:szCs w:val="21"/>
-        </w:rPr>
-        <w:t xml:space="preserve"> Engineer</w:t>
+        <w:t xml:space="preserve"> </w:t>
+      </w:r>
+      <w:r>
+        <w:rPr>
+          <w:rFonts w:ascii="Calibri" w:eastAsia="굴림" w:hAnsi="Calibri" w:cs="Calibri"/>
+          <w:kern w:val="0"/>
+          <w:sz w:val="21"/>
+          <w:szCs w:val="21"/>
+        </w:rPr>
+        <w:t xml:space="preserve">- </w:t>
+      </w:r>
+      <w:r>
+        <w:rPr>
+          <w:rFonts w:ascii="Calibri" w:eastAsia="굴림" w:hAnsi="Calibri" w:cs="Calibri"/>
+          <w:kern w:val="0"/>
+          <w:sz w:val="21"/>
+          <w:szCs w:val="21"/>
+        </w:rPr>
+        <w:t>South Korea</w:t>
+      </w:r>
+      <w:r>
+        <w:rPr>
+          <w:rFonts w:ascii="Calibri" w:eastAsia="굴림" w:hAnsi="Calibri" w:cs="Calibri"/>
+          <w:kern w:val="0"/>
+          <w:sz w:val="21"/>
+          <w:szCs w:val="21"/>
+        </w:rPr>
+        <w:t xml:space="preserve"> </w:t>
+      </w:r>
+      <w:r>
+        <w:rPr>
+          <w:rFonts w:ascii="Calibri" w:eastAsia="굴림" w:hAnsi="Calibri" w:cs="Calibri"/>
+          <w:i/>
+          <w:kern w:val="0"/>
+          <w:sz w:val="21"/>
+          <w:szCs w:val="21"/>
+        </w:rPr>
+        <w:t xml:space="preserve">- </w:t>
+      </w:r>
+      <w:r>
+        <w:rPr>
+          <w:rFonts w:ascii="Calibri" w:eastAsia="굴림" w:hAnsi="Calibri" w:cs="Calibri"/>
+          <w:i/>
+          <w:kern w:val="0"/>
+          <w:sz w:val="21"/>
+          <w:szCs w:val="21"/>
+        </w:rPr>
+        <w:t>Oct 1991 – Jul 1997</w:t>
       </w:r>
     </w:p>
     <w:p>
       <w:pPr>
-        <w:spacing w:after="60"/>
-        <w:ind w:left="206" w:hangingChars="100" w:hanging="206"/>
-        <w:rPr>
-          <w:rFonts w:ascii="Calibri" w:eastAsia="굴림" w:hAnsi="Calibri" w:cs="Calibri"/>
-          <w:kern w:val="0"/>
-          <w:sz w:val="21"/>
-          <w:szCs w:val="21"/>
-        </w:rPr>
-      </w:pPr>
-      <w:r>
-        <w:rPr>
-          <w:rFonts w:ascii="Calibri" w:eastAsia="굴림" w:hAnsi="Calibri" w:cs="Calibri"/>
-          <w:b/>
-          <w:kern w:val="0"/>
-          <w:sz w:val="21"/>
-          <w:szCs w:val="21"/>
-        </w:rPr>
-        <w:t>LG Electronics Inc</w:t>
-      </w:r>
-      <w:r>
-        <w:rPr>
-          <w:rFonts w:ascii="Calibri" w:eastAsia="굴림" w:hAnsi="Calibri" w:cs="Calibri"/>
-          <w:b/>
-          <w:kern w:val="0"/>
+        <w:pStyle w:val="a3"/>
+        <w:spacing w:before="0" w:beforeAutospacing="0" w:after="0" w:afterAutospacing="0" w:line="247" w:lineRule="auto"/>
+        <w:rPr>
+          <w:rFonts w:ascii="Calibri" w:hAnsi="Calibri" w:cs="Calibri"/>
+          <w:bCs/>
+          <w:sz w:val="21"/>
+          <w:szCs w:val="21"/>
+        </w:rPr>
+      </w:pPr>
+      <w:r>
+        <w:rPr>
+          <w:rFonts w:ascii="Calibri" w:hAnsi="Calibri" w:cs="Calibri"/>
+          <w:bCs/>
+          <w:sz w:val="21"/>
+          <w:szCs w:val="21"/>
+        </w:rPr>
+        <w:t>{{</w:t>
+      </w:r>
+      <w:r>
+        <w:rPr>
+          <w:rFonts w:ascii="Calibri" w:hAnsi="Calibri" w:cs="Calibri"/>
+          <w:bCs/>
           <w:sz w:val="21"/>
           <w:szCs w:val="21"/>
         </w:rPr>
@@ -978,26 +1303,17 @@
       </w:r>
       <w:r>
         <w:rPr>
-          <w:rFonts w:ascii="Calibri" w:eastAsia="굴림" w:hAnsi="Calibri" w:cs="Calibri"/>
-          <w:kern w:val="0"/>
-          <w:sz w:val="21"/>
-          <w:szCs w:val="21"/>
-        </w:rPr>
-        <w:t xml:space="preserve">- </w:t>
-      </w:r>
-      <w:r>
-        <w:rPr>
-          <w:rFonts w:ascii="Calibri" w:eastAsia="굴림" w:hAnsi="Calibri" w:cs="Calibri"/>
-          <w:kern w:val="0"/>
-          <w:sz w:val="21"/>
-          <w:szCs w:val="21"/>
-        </w:rPr>
-        <w:t>South Korea</w:t>
-      </w:r>
-      <w:r>
-        <w:rPr>
-          <w:rFonts w:ascii="Calibri" w:eastAsia="굴림" w:hAnsi="Calibri" w:cs="Calibri"/>
-          <w:kern w:val="0"/>
+          <w:rFonts w:ascii="Calibri" w:hAnsi="Calibri" w:cs="Calibri"/>
+          <w:bCs/>
+          <w:sz w:val="21"/>
+          <w:szCs w:val="21"/>
+        </w:rPr>
+        <w:t>lge_experience</w:t>
+      </w:r>
+      <w:r>
+        <w:rPr>
+          <w:rFonts w:ascii="Calibri" w:hAnsi="Calibri" w:cs="Calibri"/>
+          <w:bCs/>
           <w:sz w:val="21"/>
           <w:szCs w:val="21"/>
         </w:rPr>
@@ -1005,58 +1321,12 @@
       </w:r>
       <w:r>
         <w:rPr>
-          <w:rFonts w:ascii="Calibri" w:eastAsia="굴림" w:hAnsi="Calibri" w:cs="Calibri"/>
-          <w:i/>
-          <w:kern w:val="0"/>
-          <w:sz w:val="21"/>
-          <w:szCs w:val="21"/>
-        </w:rPr>
-        <w:t xml:space="preserve">- </w:t>
-      </w:r>
-      <w:r>
-        <w:rPr>
-          <w:rFonts w:ascii="Calibri" w:eastAsia="굴림" w:hAnsi="Calibri" w:cs="Calibri"/>
-          <w:i/>
-          <w:kern w:val="0"/>
-          <w:sz w:val="21"/>
-          <w:szCs w:val="21"/>
-        </w:rPr>
-        <w:t>Oct 1991 – Jul 1997</w:t>
-      </w:r>
-    </w:p>
-    <w:p>
-      <w:pPr>
-        <w:pStyle w:val="a3"/>
-        <w:numPr>
-          <w:ilvl w:val="0"/>
-          <w:numId w:val="18"/>
-        </w:numPr>
-        <w:spacing w:before="0" w:beforeAutospacing="0" w:after="0" w:afterAutospacing="0" w:line="247" w:lineRule="auto"/>
-        <w:ind w:left="284" w:hanging="198"/>
-        <w:rPr>
-          <w:rFonts w:ascii="Calibri" w:hAnsi="Calibri" w:cs="Calibri"/>
-          <w:bCs/>
-          <w:sz w:val="21"/>
-          <w:szCs w:val="21"/>
-        </w:rPr>
-      </w:pPr>
-      <w:r>
-        <w:rPr>
-          <w:rFonts w:ascii="Calibri" w:hAnsi="Calibri" w:cs="Calibri"/>
-          <w:bCs/>
-          <w:sz w:val="21"/>
-          <w:szCs w:val="21"/>
-        </w:rPr>
-        <w:t>Developed flowchart-based automation tool for multimedia systems</w:t>
-      </w:r>
-      <w:r>
-        <w:rPr>
-          <w:rFonts w:ascii="Calibri" w:hAnsi="Calibri" w:cs="Calibri"/>
-          <w:bCs/>
-          <w:sz w:val="21"/>
-          <w:szCs w:val="21"/>
-        </w:rPr>
-        <w:t>.</w:t>
+          <w:rFonts w:ascii="Calibri" w:hAnsi="Calibri" w:cs="Calibri"/>
+          <w:bCs/>
+          <w:sz w:val="21"/>
+          <w:szCs w:val="21"/>
+        </w:rPr>
+        <w:t>}}</w:t>
       </w:r>
     </w:p>
     <w:p>
